--- a/Paper_LiCo_dolomite_carbonate_site_SCM.docx
+++ b/Paper_LiCo_dolomite_carbonate_site_SCM.docx
@@ -4643,7 +4643,34 @@
     </w:p>
     <w:p>
       <w:r>
-        <w:t>Two tests precede any fitting. The capacity test compares Γ with the crystallographic site density: Γ/N_s &gt; 1 is not reachable by adsorption. The saturation test requires SI &lt; 0 for the metal carbonate at the point being fitted (Belova et al., 2014). A point was used in the fit only if it passed both tests and its relative coverage error was below 300 %; every exclusion is listed with its reason.</w:t>
+        <w:t xml:space="preserve">Two tests precede any fitting. The capacity test compares Γ with the crystallographic site density: Γ/N_s &gt; 1 is not reachable by adsorption. The saturation test requires SI &lt; 0 for the metal carbonate at the point being fitted (Belova et al., 2014). Points were then graded on precision. Because Γ is the difference of two concentrations each measured to ±3 %, its relative error σ_Γ/Γ is the quantity that decides whether a point carries information about the constant. Two bars are used and both are stated: a point is </w:t>
+      </w:r>
+      <w:r>
+        <w:rPr>
+          <w:b/>
+        </w:rPr>
+        <w:t>fit-grade</w:t>
+      </w:r>
+      <w:r>
+        <w:t xml:space="preserve"> if σ_Γ/Γ &lt; 30 %, meaning uptake is at least about three times the uncertainty in measuring it, and </w:t>
+      </w:r>
+      <w:r>
+        <w:rPr>
+          <w:b/>
+        </w:rPr>
+        <w:t>indicative</w:t>
+      </w:r>
+      <w:r>
+        <w:t xml:space="preserve"> if σ_Γ/Γ &lt; 200 %; beyond that it is excluded. </w:t>
+      </w:r>
+      <w:r>
+        <w:rPr>
+          <w:b/>
+        </w:rPr>
+        <w:t>No point in this data set is fit-grade.</w:t>
+      </w:r>
+      <w:r>
+        <w:t xml:space="preserve"> The smallest relative error anywhere is 54 % (cobalt, pH 6 batch, day 6), and the two points that enter the cobalt arithmetic carry 129 % and 81 %. Every exclusion and every downgrade is listed with its reason.</w:t>
       </w:r>
     </w:p>
     <w:p>
@@ -8572,7 +8599,7 @@
               <w:rPr>
                 <w:sz w:val="18"/>
               </w:rPr>
-              <w:t>2</w:t>
+              <w:t>0 fit-grade (2 indicative)</w:t>
             </w:r>
           </w:p>
         </w:tc>
@@ -8591,13 +8618,13 @@
                 <w:b/>
                 <w:sz w:val="18"/>
               </w:rPr>
-              <w:t>≥ −2.20</w:t>
-            </w:r>
-            <w:r>
-              <w:rPr>
-                <w:sz w:val="18"/>
-              </w:rPr>
-              <w:t xml:space="preserve"> (lower bound)</w:t>
+              <w:t>not determined</w:t>
+            </w:r>
+            <w:r>
+              <w:rPr>
+                <w:sz w:val="18"/>
+              </w:rPr>
+              <w:t xml:space="preserve"> (fit returns −2.20)</w:t>
             </w:r>
           </w:p>
         </w:tc>
@@ -8651,7 +8678,7 @@
               <w:rPr>
                 <w:sz w:val="18"/>
               </w:rPr>
-              <w:t>±1.16 random only</w:t>
+              <w:t>−5.4 to −1.7</w:t>
             </w:r>
           </w:p>
         </w:tc>
@@ -8669,7 +8696,7 @@
               <w:rPr>
                 <w:sz w:val="18"/>
               </w:rPr>
-              <w:t>both points pre-equilibrium (pH 6 batch, days 2 and 4) and uptake still rising at day 6; log K increases monotonically with coverage, so the fitted value bounds the constant from below</w:t>
+              <w:t>no point clears σ_Γ/Γ &lt; 30 %; best is 54 %. Both indicative points are also pre-equilibrium, a second and independent limitation</w:t>
             </w:r>
           </w:p>
         </w:tc>
@@ -8811,21 +8838,21 @@
     </w:p>
     <w:p>
       <w:r>
-        <w:t xml:space="preserve">Cobalt has two usable points, and both are day 2 and day 4 of the pH 6 batch. Every day-6 point is excluded: the pH 6 point for sphaerocobaltite supersaturation, the three pH 2 points for being within analytical noise. The value therefore describes a system that had not finished reacting, and the direction of that bias is known. Removal is still rising at the last sampling (Figure 1), so the measured coverage is a lower bound on the equilibrium coverage; and log K rises monotonically with coverage, as scaling the day-4 uptake from 0.5 to 3 times confirms (log K −2.43, −2.23, −2.07, −1.84, −1.65, −1.34). A lower bound on coverage is therefore a lower bound on the constant, and cobalt is reported as </w:t>
+        <w:t xml:space="preserve">Cobalt has no fit-grade point. Its best point, pH 6 day 6, carries a relative coverage error of 54 %, and that point is independently excluded for sphaerocobaltite supersaturation; the two points that enter the arithmetic, day 2 and day 4 of the pH 6 batch, carry 129 % and 81 %. </w:t>
       </w:r>
       <w:r>
         <w:rPr>
           <w:b/>
         </w:rPr>
-        <w:t>log K ≥ −2.20</w:t>
+        <w:t>log K(&gt;CO₃Co⁺) is therefore not determined by these data.</w:t>
       </w:r>
       <w:r>
-        <w:t xml:space="preserve"> rather than as a central value with symmetric error bars. The ±1.16 is the random component propagated from ±3 % analytical precision and says nothing about the systematic offset from incomplete reaction.</w:t>
+        <w:t xml:space="preserve"> The weighted fit over the two indicative points returns −2.20 (CCM) and −2.24 (NEM) with a propagated interval of −5.4 to −1.7, and that number is reported here so the pattern can be read, not as a measurement. Two further limitations act on top of the precision one and are independent of it. Both indicative points are pre-equilibrium: removal is still rising at the last sampling (Figure 1), and log K increases monotonically with coverage, as scaling the day-4 uptake from 0.5 to 3 times confirms (log K −2.43, −2.23, −2.07, −1.84, −1.65, −1.34), so even with adequate precision the value would be a lower bound rather than a central one. And the three pH 2 points sit at 0.7 % removal, below the threshold at which the inversion becomes biased as well as imprecise: a Monte Carlo recovery test on synthetic data generated from a known constant returns +0.55 log units of bias at that uptake, because Γ is then dominated by noise that cannot go negative and the recovered constant is pushed upward (§3.7).</w:t>
       </w:r>
     </w:p>
     <w:p>
       <w:r>
-        <w:t>This matters for consistency with §3.5. A two-sided interval of −3.36 to −1.00 would exclude the analogy value of −0.79 and so contradict the conclusion, reached independently from the time trend, that the system is still approaching equilibrium and the analogy constant may be right. Read as a lower bound the two sections agree: the data place the constant at or above −2.20, the analogy predicts −0.79, which lies above that bound and is not excluded, and the extended run tests whether the gap closes.</w:t>
+        <w:t>Because the constant is not determined, the analogy value of −0.79 is not excluded by these data; it lies inside the propagated interval of −5.4 to −1.7 and above the indicative value, which is consistent with the time-trend result of §3.5 that the system is still approaching equilibrium. Nothing in this data set can distinguish −0.79 from −2.2, and the extended run of §3.5 is what would.</w:t>
       </w:r>
     </w:p>
     <w:p>

--- a/Paper_LiCo_dolomite_carbonate_site_SCM.docx
+++ b/Paper_LiCo_dolomite_carbonate_site_SCM.docx
@@ -4670,7 +4670,7 @@
         <w:t>No point in this data set is fit-grade.</w:t>
       </w:r>
       <w:r>
-        <w:t xml:space="preserve"> The smallest relative error anywhere is 54 % (cobalt, pH 6 batch, day 6), and the two points that enter the cobalt arithmetic carry 129 % and 81 %. Every exclusion and every downgrade is listed with its reason.</w:t>
+        <w:t xml:space="preserve"> Across the twelve sampled points the relative error runs from 54 % to 2968 % with a median of 220 %; the smallest is cobalt, pH 6 batch, day 6, and the two points that enter the cobalt arithmetic carry 129 % and 81 %. Every exclusion and every downgrade is listed with its reason.</w:t>
       </w:r>
     </w:p>
     <w:p>

--- a/Paper_LiCo_dolomite_carbonate_site_SCM.docx
+++ b/Paper_LiCo_dolomite_carbonate_site_SCM.docx
@@ -4743,7 +4743,44 @@
         <w:pStyle w:val="Heading2"/>
       </w:pPr>
       <w:r>
-        <w:t>2.9 Verification of the speciation</w:t>
+        <w:t>2.9 Why these data are not an adsorption edge</w:t>
+      </w:r>
+    </w:p>
+    <w:p>
+      <w:r>
+        <w:t>An adsorption edge, as measured by Goldberg (1985), Belova et al. (2014) and Pokrovsky et al. (1999), is a set of otherwise identical samples that differ in pH alone, sampled at a common contact time. One variable moves and the model curve is a function of that variable.</w:t>
+      </w:r>
+    </w:p>
+    <w:p>
+      <w:r>
+        <w:t>The present data are a kinetic series in which the pH drifted. Between successive samplings of a single bottle, three quantities change together: the pH, through dolomite dissolution buffering the suspension; the contact time; and the calcium and magnesium released by that dissolution, which compete for the same carbonate site through reactions R6a and R6b. Calcium ranges from 0.1 to 87.7 mg L⁻¹ and magnesium from 0.1 to 51.4 mg L⁻¹ across the set. A model curve drawn on a pH axis necessarily holds the other two fixed and cannot therefore pass through points that differ in all three, so plotting these data as an edge misrepresents both the data and the model.</w:t>
+      </w:r>
+    </w:p>
+    <w:p>
+      <w:r>
+        <w:t xml:space="preserve">The competitor variation was quantified before being invoked: evaluating the prediction at one batch chemistry across the whole pH range, rather than at each point's own calcium and magnesium, changes the predicted removal by at most 0.47 percentage points. Competition is therefore </w:t>
+      </w:r>
+      <w:r>
+        <w:rPr>
+          <w:b/>
+        </w:rPr>
+        <w:t>not</w:t>
+      </w:r>
+      <w:r>
+        <w:t xml:space="preserve"> the reason the model and the measurements diverge; the reasons are that the points are not at a common contact time, and that most of them are noise-dominated (§3.7).</w:t>
+      </w:r>
+    </w:p>
+    <w:p>
+      <w:r>
+        <w:t>Results are accordingly presented as measured against predicted (Figure 2a), with every point computed at its own pH, calcium, magnesium and initial concentration and compared on a 1:1 line. This is the standard presentation where sample conditions vary, it makes no claim that a single variable controls the outcome, and it allows the analytical uncertainty on each point to be shown directly.</w:t>
+      </w:r>
+    </w:p>
+    <w:p>
+      <w:pPr>
+        <w:pStyle w:val="Heading2"/>
+      </w:pPr>
+      <w:r>
+        <w:t>2.10 Verification of the speciation</w:t>
       </w:r>
     </w:p>
     <w:p>
@@ -8902,7 +8939,7 @@
     </w:p>
     <w:p>
       <w:r>
-        <w:t>These three are not equally plausible, and the time trend separates them (Figure 7c). Candidates (a) and (b) are time-invariant scalings: a constant that is too strong, or a reactive area below BET, depresses the measured coverage by the same factor at every sampling and would hold the ratio flat. Candidate (c) does not: if the system is still approaching equilibrium, the measured coverage climbs while the prediction stays put, and the ratio closes. In the pH 6 batch the predicted sorption is flat to 11 % of its mean (0.329, 0.326, 0.363 mmol L⁻¹) while the measured removal grows 2.3-fold (0.044, 0.070, 0.104 mmol L⁻¹), so the ratio falls monotonically: 7.44, 4.69, 3.50. That is the signature of (c). Two deliberately crude extrapolations, since three points cannot define a kinetic law, place the meeting point at day 22 by linear growth of the measured coverage and day 12 by log-linear decay of the ratio: weeks rather than days. The measured curve is still slightly accelerating rather than levelling off, which no simple approach-to-equilibrium law does, so both figures are indicative only.</w:t>
+        <w:t>These three are not equally plausible, and the time trend separates them (Figure 2b). Candidates (a) and (b) are time-invariant scalings: a constant that is too strong, or a reactive area below BET, depresses the measured coverage by the same factor at every sampling and would hold the ratio flat. Candidate (c) does not: if the system is still approaching equilibrium, the measured coverage climbs while the prediction stays put, and the ratio closes. In the pH 6 batch the predicted sorption is flat to 11 % of its mean (0.329, 0.326, 0.363 mmol L⁻¹) while the measured removal grows 2.3-fold (0.044, 0.070, 0.104 mmol L⁻¹), so the ratio falls monotonically: 7.44, 4.69, 3.50. That is the signature of (c). Two deliberately crude extrapolations, since three points cannot define a kinetic law, place the meeting point at day 22 by linear growth of the measured coverage and day 12 by log-linear decay of the ratio: weeks rather than days. The measured curve is still slightly accelerating rather than levelling off, which no simple approach-to-equilibrium law does, so both figures are indicative only.</w:t>
       </w:r>
     </w:p>
     <w:p>
@@ -10289,6 +10326,951 @@
     </w:p>
     <w:p>
       <w:pPr>
+        <w:pStyle w:val="Heading2"/>
+      </w:pPr>
+      <w:r>
+        <w:t>3.7 Why neither constant is determined, and what would determine them</w:t>
+      </w:r>
+    </w:p>
+    <w:p>
+      <w:r>
+        <w:t>Three tests establish that the limitation is the experiment rather than the model or the analysis.</w:t>
+      </w:r>
+    </w:p>
+    <w:p>
+      <w:r>
+        <w:rPr>
+          <w:b/>
+        </w:rPr>
+        <w:t>The precision limit is set before any modelling.</w:t>
+      </w:r>
+      <w:r>
+        <w:t xml:space="preserve"> Γ is the difference of two concentrations each measured to ±3 %, so its relative error follows from the ICP numbers alone and cannot be improved by any subsequent calculation. Across the twelve sampled points the relative error runs from 54 % to 2968 %, median 220 %, and </w:t>
+      </w:r>
+      <w:r>
+        <w:rPr>
+          <w:b/>
+        </w:rPr>
+        <w:t>no point clears a 30 % bar for either metal</w:t>
+      </w:r>
+      <w:r>
+        <w:t>. At the best point of the set (cobalt, pH 6 batch, day 6) the uptake is 80.5 − 74.4 = 6.1 mg L⁻¹ against a propagated noise of √[(3 % × 80.5)² + (3 % × 74.4)²] = 3.3 mg L⁻¹, a signal-to-noise ratio of 1.9 where a constant requires about 3. At 10 of the 12 points the uptake is smaller than the noise outright. Figure 4 plots the measured points against the exact ±3 % propagation curve: every point falls on that curve and above the fit-grade bar, which shows that the scatter is analytical rather than chemical.</w:t>
+      </w:r>
+    </w:p>
+    <w:p>
+      <w:r>
+        <w:rPr>
+          <w:b/>
+        </w:rPr>
+        <w:t>The inversion itself is unbiased.</w:t>
+      </w:r>
+      <w:r>
+        <w:t xml:space="preserve"> Removal was generated from a known constant, the measured ±3 % noise was added, and the constant was recovered, over 120 replicates per design. Wherever removal reaches about 2 % the bias is within ±0.06, so the analysis code returns the constant it is given and is not the limitation. What varies is the spread, and it tracks only how much metal leaves solution: ±0.01 at 51 % removal, ±0.31 at 4 %. One exception is directly relevant here. At 0.7 % removal the bias is +0.55, because Γ is then dominated by noise that cannot go negative and the recovered constant is pushed upward; below roughly 1 % uptake the inversion becomes biased as well as imprecise. The pH 2 cobalt batch of this study sits at 0.7 % removal, inside that regime, so those three points are biased high rather than merely noisy.</w:t>
+      </w:r>
+    </w:p>
+    <w:p>
+      <w:r>
+        <w:rPr>
+          <w:b/>
+        </w:rPr>
+        <w:t>A chemical check fails independently of the statistics.</w:t>
+      </w:r>
+      <w:r>
+        <w:t xml:space="preserve"> The two indicative values differ by 0.01 log units. A monovalent alkali and a divalent transition metal cannot bind the same carbonate site with the same strength: Pokrovsky et al. (1999) give −1.8 for Ca²⁺ and −2.0 for Mg²⁺ on dolomite, and lithium should sit well below either. Two cations of different charge and radius returning the same constant is the signature of an inversion pinned by noise rather than by chemistry, and it confirms the precision result from an independent direction.</w:t>
+      </w:r>
+    </w:p>
+    <w:p>
+      <w:r>
+        <w:rPr>
+          <w:b/>
+        </w:rPr>
+        <w:t>The two metals fail differently, so the remedies differ.</w:t>
+      </w:r>
+      <w:r>
+        <w:t xml:space="preserve"> Cobalt is signal-limited: its uptake is small because binding is weak, and the controlling variable is surface area per litre, not dose. Reducing the cobalt dose from 80 to 5 mg L⁻¹ changes removal from 3.9 % to 4.5 % and the uncertainty from ±0.20 to ±0.15, which is negligible; raising the surface from 46 to 300 m² L⁻¹ changes removal from 3.9 % to 23 % and the uncertainty from ±0.20 to ±0.04. Lithium is site-limited: at 20 mmol L⁻¹ against 0.64 mmol L⁻¹ of carbonate sites the surface can hold only 3 % of the lithium present, the inversion is pinned against that ceiling, and the recovered constant is </w:t>
+      </w:r>
+      <w:r>
+        <w:rPr>
+          <w:b/>
+        </w:rPr>
+        <w:t>biased low by 0.45 log units</w:t>
+      </w:r>
+      <w:r>
+        <w:t xml:space="preserve"> rather than simply imprecise. For lithium a tenfold lower dose is sufficient and makes the constant publishable at the existing surface area.</w:t>
+      </w:r>
+    </w:p>
+    <w:p>
+      <w:r>
+        <w:rPr>
+          <w:b/>
+        </w:rPr>
+        <w:t>Table 8</w:t>
+      </w:r>
+      <w:r>
+        <w:t xml:space="preserve"> specifies the experiment that would determine both constants. Above roughly 1200 m² L⁻¹ a bias of the opposite sign appears, because so much metal leaves solution that the inversion is no longer well conditioned, so the target is a window rather than a maximum.</w:t>
+      </w:r>
+    </w:p>
+    <w:p>
+      <w:r>
+        <w:rPr>
+          <w:b/>
+        </w:rPr>
+        <w:t>Table 8.</w:t>
+      </w:r>
+      <w:r>
+        <w:t xml:space="preserve"> The experiment required to determine both constants.</w:t>
+      </w:r>
+    </w:p>
+    <w:tbl>
+      <w:tblPr>
+        <w:tblStyle w:val="TableGrid"/>
+        <w:tblW w:type="auto" w:w="0"/>
+        <w:tblLook w:firstColumn="1" w:firstRow="1" w:lastColumn="0" w:lastRow="0" w:noHBand="0" w:noVBand="1" w:val="04A0"/>
+      </w:tblPr>
+      <w:tblGrid>
+        <w:gridCol w:w="2160"/>
+        <w:gridCol w:w="2160"/>
+        <w:gridCol w:w="2160"/>
+        <w:gridCol w:w="2160"/>
+      </w:tblGrid>
+      <w:tr>
+        <w:tc>
+          <w:tcPr>
+            <w:tcW w:type="dxa" w:w="2160"/>
+          </w:tcPr>
+          <w:p>
+            <w:r>
+              <w:rPr>
+                <w:b/>
+                <w:sz w:val="18"/>
+              </w:rPr>
+            </w:r>
+            <w:r>
+              <w:rPr>
+                <w:b/>
+                <w:sz w:val="18"/>
+              </w:rPr>
+              <w:t>Variable</w:t>
+            </w:r>
+          </w:p>
+        </w:tc>
+        <w:tc>
+          <w:tcPr>
+            <w:tcW w:type="dxa" w:w="2160"/>
+          </w:tcPr>
+          <w:p>
+            <w:r>
+              <w:rPr>
+                <w:b/>
+                <w:sz w:val="18"/>
+              </w:rPr>
+            </w:r>
+            <w:r>
+              <w:rPr>
+                <w:b/>
+                <w:sz w:val="18"/>
+              </w:rPr>
+              <w:t>This study</w:t>
+            </w:r>
+          </w:p>
+        </w:tc>
+        <w:tc>
+          <w:tcPr>
+            <w:tcW w:type="dxa" w:w="2160"/>
+          </w:tcPr>
+          <w:p>
+            <w:r>
+              <w:rPr>
+                <w:b/>
+                <w:sz w:val="18"/>
+              </w:rPr>
+            </w:r>
+            <w:r>
+              <w:rPr>
+                <w:b/>
+                <w:sz w:val="18"/>
+              </w:rPr>
+              <w:t>Target</w:t>
+            </w:r>
+          </w:p>
+        </w:tc>
+        <w:tc>
+          <w:tcPr>
+            <w:tcW w:type="dxa" w:w="2160"/>
+          </w:tcPr>
+          <w:p>
+            <w:r>
+              <w:rPr>
+                <w:b/>
+                <w:sz w:val="18"/>
+              </w:rPr>
+            </w:r>
+            <w:r>
+              <w:rPr>
+                <w:b/>
+                <w:sz w:val="18"/>
+              </w:rPr>
+              <w:t>Reason</w:t>
+            </w:r>
+          </w:p>
+        </w:tc>
+      </w:tr>
+      <w:tr>
+        <w:tc>
+          <w:tcPr>
+            <w:tcW w:type="dxa" w:w="2160"/>
+          </w:tcPr>
+          <w:p>
+            <w:r>
+              <w:rPr>
+                <w:sz w:val="18"/>
+              </w:rPr>
+            </w:r>
+            <w:r>
+              <w:rPr>
+                <w:sz w:val="18"/>
+              </w:rPr>
+              <w:t>Surface area per litre</w:t>
+            </w:r>
+          </w:p>
+        </w:tc>
+        <w:tc>
+          <w:tcPr>
+            <w:tcW w:type="dxa" w:w="2160"/>
+          </w:tcPr>
+          <w:p>
+            <w:r>
+              <w:rPr>
+                <w:sz w:val="18"/>
+              </w:rPr>
+            </w:r>
+            <w:r>
+              <w:rPr>
+                <w:sz w:val="18"/>
+              </w:rPr>
+              <w:t>46 m² L⁻¹</w:t>
+            </w:r>
+          </w:p>
+        </w:tc>
+        <w:tc>
+          <w:tcPr>
+            <w:tcW w:type="dxa" w:w="2160"/>
+          </w:tcPr>
+          <w:p>
+            <w:r>
+              <w:rPr>
+                <w:sz w:val="18"/>
+              </w:rPr>
+            </w:r>
+            <w:r>
+              <w:rPr>
+                <w:b/>
+                <w:sz w:val="18"/>
+              </w:rPr>
+              <w:t>300 m² L⁻¹</w:t>
+            </w:r>
+            <w:r>
+              <w:rPr>
+                <w:sz w:val="18"/>
+              </w:rPr>
+              <w:t xml:space="preserve"> (window 300–1200)</w:t>
+            </w:r>
+          </w:p>
+        </w:tc>
+        <w:tc>
+          <w:tcPr>
+            <w:tcW w:type="dxa" w:w="2160"/>
+          </w:tcPr>
+          <w:p>
+            <w:r>
+              <w:rPr>
+                <w:sz w:val="18"/>
+              </w:rPr>
+            </w:r>
+            <w:r>
+              <w:rPr>
+                <w:sz w:val="18"/>
+              </w:rPr>
+              <w:t>400 g L⁻¹ at the present 0.76 m² g⁻¹, or 60 g L⁻¹ milled to 5 m² g⁻¹; the product is what counts</w:t>
+            </w:r>
+          </w:p>
+        </w:tc>
+      </w:tr>
+      <w:tr>
+        <w:tc>
+          <w:tcPr>
+            <w:tcW w:type="dxa" w:w="2160"/>
+          </w:tcPr>
+          <w:p>
+            <w:r>
+              <w:rPr>
+                <w:sz w:val="18"/>
+              </w:rPr>
+            </w:r>
+            <w:r>
+              <w:rPr>
+                <w:sz w:val="18"/>
+              </w:rPr>
+              <w:t>Cobalt dose</w:t>
+            </w:r>
+          </w:p>
+        </w:tc>
+        <w:tc>
+          <w:tcPr>
+            <w:tcW w:type="dxa" w:w="2160"/>
+          </w:tcPr>
+          <w:p>
+            <w:r>
+              <w:rPr>
+                <w:sz w:val="18"/>
+              </w:rPr>
+            </w:r>
+            <w:r>
+              <w:rPr>
+                <w:sz w:val="18"/>
+              </w:rPr>
+              <w:t>80 mg L⁻¹</w:t>
+            </w:r>
+          </w:p>
+        </w:tc>
+        <w:tc>
+          <w:tcPr>
+            <w:tcW w:type="dxa" w:w="2160"/>
+          </w:tcPr>
+          <w:p>
+            <w:r>
+              <w:rPr>
+                <w:sz w:val="18"/>
+              </w:rPr>
+            </w:r>
+            <w:r>
+              <w:rPr>
+                <w:sz w:val="18"/>
+              </w:rPr>
+              <w:t>20 mg L⁻¹</w:t>
+            </w:r>
+          </w:p>
+        </w:tc>
+        <w:tc>
+          <w:tcPr>
+            <w:tcW w:type="dxa" w:w="2160"/>
+          </w:tcPr>
+          <w:p>
+            <w:r>
+              <w:rPr>
+                <w:sz w:val="18"/>
+              </w:rPr>
+            </w:r>
+            <w:r>
+              <w:rPr>
+                <w:sz w:val="18"/>
+              </w:rPr>
+              <w:t>dose barely affects fractional uptake for Co</w:t>
+            </w:r>
+          </w:p>
+        </w:tc>
+      </w:tr>
+      <w:tr>
+        <w:tc>
+          <w:tcPr>
+            <w:tcW w:type="dxa" w:w="2160"/>
+          </w:tcPr>
+          <w:p>
+            <w:r>
+              <w:rPr>
+                <w:sz w:val="18"/>
+              </w:rPr>
+            </w:r>
+            <w:r>
+              <w:rPr>
+                <w:sz w:val="18"/>
+              </w:rPr>
+              <w:t>Lithium dose</w:t>
+            </w:r>
+          </w:p>
+        </w:tc>
+        <w:tc>
+          <w:tcPr>
+            <w:tcW w:type="dxa" w:w="2160"/>
+          </w:tcPr>
+          <w:p>
+            <w:r>
+              <w:rPr>
+                <w:sz w:val="18"/>
+              </w:rPr>
+            </w:r>
+            <w:r>
+              <w:rPr>
+                <w:sz w:val="18"/>
+              </w:rPr>
+              <w:t>138 mg L⁻¹</w:t>
+            </w:r>
+          </w:p>
+        </w:tc>
+        <w:tc>
+          <w:tcPr>
+            <w:tcW w:type="dxa" w:w="2160"/>
+          </w:tcPr>
+          <w:p>
+            <w:r>
+              <w:rPr>
+                <w:sz w:val="18"/>
+              </w:rPr>
+            </w:r>
+            <w:r>
+              <w:rPr>
+                <w:sz w:val="18"/>
+              </w:rPr>
+              <w:t>14 mg L⁻¹</w:t>
+            </w:r>
+          </w:p>
+        </w:tc>
+        <w:tc>
+          <w:tcPr>
+            <w:tcW w:type="dxa" w:w="2160"/>
+          </w:tcPr>
+          <w:p>
+            <w:r>
+              <w:rPr>
+                <w:sz w:val="18"/>
+              </w:rPr>
+            </w:r>
+            <w:r>
+              <w:rPr>
+                <w:sz w:val="18"/>
+              </w:rPr>
+              <w:t>removes the −0.45 bias; Li is site-limited</w:t>
+            </w:r>
+          </w:p>
+        </w:tc>
+      </w:tr>
+      <w:tr>
+        <w:tc>
+          <w:tcPr>
+            <w:tcW w:type="dxa" w:w="2160"/>
+          </w:tcPr>
+          <w:p>
+            <w:r>
+              <w:rPr>
+                <w:sz w:val="18"/>
+              </w:rPr>
+            </w:r>
+            <w:r>
+              <w:rPr>
+                <w:sz w:val="18"/>
+              </w:rPr>
+              <w:t>pH values</w:t>
+            </w:r>
+          </w:p>
+        </w:tc>
+        <w:tc>
+          <w:tcPr>
+            <w:tcW w:type="dxa" w:w="2160"/>
+          </w:tcPr>
+          <w:p>
+            <w:r>
+              <w:rPr>
+                <w:sz w:val="18"/>
+              </w:rPr>
+            </w:r>
+            <w:r>
+              <w:rPr>
+                <w:sz w:val="18"/>
+              </w:rPr>
+              <w:t>2 nominal, drifting</w:t>
+            </w:r>
+          </w:p>
+        </w:tc>
+        <w:tc>
+          <w:tcPr>
+            <w:tcW w:type="dxa" w:w="2160"/>
+          </w:tcPr>
+          <w:p>
+            <w:r>
+              <w:rPr>
+                <w:sz w:val="18"/>
+              </w:rPr>
+            </w:r>
+            <w:r>
+              <w:rPr>
+                <w:sz w:val="18"/>
+              </w:rPr>
+              <w:t>6–8, each held fixed</w:t>
+            </w:r>
+          </w:p>
+        </w:tc>
+        <w:tc>
+          <w:tcPr>
+            <w:tcW w:type="dxa" w:w="2160"/>
+          </w:tcPr>
+          <w:p>
+            <w:r>
+              <w:rPr>
+                <w:sz w:val="18"/>
+              </w:rPr>
+            </w:r>
+            <w:r>
+              <w:rPr>
+                <w:sz w:val="18"/>
+              </w:rPr>
+              <w:t>buffered or titrated; the usable Co points presently span 0.08 pH units</w:t>
+            </w:r>
+          </w:p>
+        </w:tc>
+      </w:tr>
+      <w:tr>
+        <w:tc>
+          <w:tcPr>
+            <w:tcW w:type="dxa" w:w="2160"/>
+          </w:tcPr>
+          <w:p>
+            <w:r>
+              <w:rPr>
+                <w:sz w:val="18"/>
+              </w:rPr>
+            </w:r>
+            <w:r>
+              <w:rPr>
+                <w:sz w:val="18"/>
+              </w:rPr>
+              <w:t>Concentrations</w:t>
+            </w:r>
+          </w:p>
+        </w:tc>
+        <w:tc>
+          <w:tcPr>
+            <w:tcW w:type="dxa" w:w="2160"/>
+          </w:tcPr>
+          <w:p>
+            <w:r>
+              <w:rPr>
+                <w:sz w:val="18"/>
+              </w:rPr>
+            </w:r>
+            <w:r>
+              <w:rPr>
+                <w:sz w:val="18"/>
+              </w:rPr>
+              <w:t>1</w:t>
+            </w:r>
+          </w:p>
+        </w:tc>
+        <w:tc>
+          <w:tcPr>
+            <w:tcW w:type="dxa" w:w="2160"/>
+          </w:tcPr>
+          <w:p>
+            <w:r>
+              <w:rPr>
+                <w:sz w:val="18"/>
+              </w:rPr>
+            </w:r>
+            <w:r>
+              <w:rPr>
+                <w:sz w:val="18"/>
+              </w:rPr>
+              <w:t>4–6 at one fixed pH</w:t>
+            </w:r>
+          </w:p>
+        </w:tc>
+        <w:tc>
+          <w:tcPr>
+            <w:tcW w:type="dxa" w:w="2160"/>
+          </w:tcPr>
+          <w:p>
+            <w:r>
+              <w:rPr>
+                <w:sz w:val="18"/>
+              </w:rPr>
+            </w:r>
+            <w:r>
+              <w:rPr>
+                <w:sz w:val="18"/>
+              </w:rPr>
+              <w:t>without an isotherm, site density and binding constant cannot be separated</w:t>
+            </w:r>
+          </w:p>
+        </w:tc>
+      </w:tr>
+      <w:tr>
+        <w:tc>
+          <w:tcPr>
+            <w:tcW w:type="dxa" w:w="2160"/>
+          </w:tcPr>
+          <w:p>
+            <w:r>
+              <w:rPr>
+                <w:sz w:val="18"/>
+              </w:rPr>
+            </w:r>
+            <w:r>
+              <w:rPr>
+                <w:sz w:val="18"/>
+              </w:rPr>
+              <w:t>Blanks</w:t>
+            </w:r>
+          </w:p>
+        </w:tc>
+        <w:tc>
+          <w:tcPr>
+            <w:tcW w:type="dxa" w:w="2160"/>
+          </w:tcPr>
+          <w:p>
+            <w:r>
+              <w:rPr>
+                <w:sz w:val="18"/>
+              </w:rPr>
+            </w:r>
+            <w:r>
+              <w:rPr>
+                <w:sz w:val="18"/>
+              </w:rPr>
+              <w:t>none</w:t>
+            </w:r>
+          </w:p>
+        </w:tc>
+        <w:tc>
+          <w:tcPr>
+            <w:tcW w:type="dxa" w:w="2160"/>
+          </w:tcPr>
+          <w:p>
+            <w:r>
+              <w:rPr>
+                <w:sz w:val="18"/>
+              </w:rPr>
+            </w:r>
+            <w:r>
+              <w:rPr>
+                <w:sz w:val="18"/>
+              </w:rPr>
+              <w:t>solid-free at every condition</w:t>
+            </w:r>
+          </w:p>
+        </w:tc>
+        <w:tc>
+          <w:tcPr>
+            <w:tcW w:type="dxa" w:w="2160"/>
+          </w:tcPr>
+          <w:p>
+            <w:r>
+              <w:rPr>
+                <w:sz w:val="18"/>
+              </w:rPr>
+            </w:r>
+            <w:r>
+              <w:rPr>
+                <w:sz w:val="18"/>
+              </w:rPr>
+              <w:t>Belova et al. (2014); matters most where uptake is small</w:t>
+            </w:r>
+          </w:p>
+        </w:tc>
+      </w:tr>
+      <w:tr>
+        <w:tc>
+          <w:tcPr>
+            <w:tcW w:type="dxa" w:w="2160"/>
+          </w:tcPr>
+          <w:p>
+            <w:r>
+              <w:rPr>
+                <w:sz w:val="18"/>
+              </w:rPr>
+            </w:r>
+            <w:r>
+              <w:rPr>
+                <w:sz w:val="18"/>
+              </w:rPr>
+              <w:t>Alkalinity / DIC</w:t>
+            </w:r>
+          </w:p>
+        </w:tc>
+        <w:tc>
+          <w:tcPr>
+            <w:tcW w:type="dxa" w:w="2160"/>
+          </w:tcPr>
+          <w:p>
+            <w:r>
+              <w:rPr>
+                <w:sz w:val="18"/>
+              </w:rPr>
+            </w:r>
+            <w:r>
+              <w:rPr>
+                <w:sz w:val="18"/>
+              </w:rPr>
+              <w:t>assumed pCO₂</w:t>
+            </w:r>
+          </w:p>
+        </w:tc>
+        <w:tc>
+          <w:tcPr>
+            <w:tcW w:type="dxa" w:w="2160"/>
+          </w:tcPr>
+          <w:p>
+            <w:r>
+              <w:rPr>
+                <w:sz w:val="18"/>
+              </w:rPr>
+            </w:r>
+            <w:r>
+              <w:rPr>
+                <w:sz w:val="18"/>
+              </w:rPr>
+              <w:t>measured at every sampling</w:t>
+            </w:r>
+          </w:p>
+        </w:tc>
+        <w:tc>
+          <w:tcPr>
+            <w:tcW w:type="dxa" w:w="2160"/>
+          </w:tcPr>
+          <w:p>
+            <w:r>
+              <w:rPr>
+                <w:sz w:val="18"/>
+              </w:rPr>
+            </w:r>
+            <w:r>
+              <w:rPr>
+                <w:sz w:val="18"/>
+              </w:rPr>
+              <w:t>so the saturation index comes from the solution rather than an assumption</w:t>
+            </w:r>
+          </w:p>
+        </w:tc>
+      </w:tr>
+      <w:tr>
+        <w:tc>
+          <w:tcPr>
+            <w:tcW w:type="dxa" w:w="2160"/>
+          </w:tcPr>
+          <w:p>
+            <w:r>
+              <w:rPr>
+                <w:sz w:val="18"/>
+              </w:rPr>
+            </w:r>
+            <w:r>
+              <w:rPr>
+                <w:sz w:val="18"/>
+              </w:rPr>
+              <w:t>Solid conditioning</w:t>
+            </w:r>
+          </w:p>
+        </w:tc>
+        <w:tc>
+          <w:tcPr>
+            <w:tcW w:type="dxa" w:w="2160"/>
+          </w:tcPr>
+          <w:p>
+            <w:r>
+              <w:rPr>
+                <w:sz w:val="18"/>
+              </w:rPr>
+            </w:r>
+            <w:r>
+              <w:rPr>
+                <w:sz w:val="18"/>
+              </w:rPr>
+              <w:t>metal added with solid</w:t>
+            </w:r>
+          </w:p>
+        </w:tc>
+        <w:tc>
+          <w:tcPr>
+            <w:tcW w:type="dxa" w:w="2160"/>
+          </w:tcPr>
+          <w:p>
+            <w:r>
+              <w:rPr>
+                <w:sz w:val="18"/>
+              </w:rPr>
+            </w:r>
+            <w:r>
+              <w:rPr>
+                <w:sz w:val="18"/>
+              </w:rPr>
+              <w:t>pre-equilibrate ≈ 1 week, filter 0.2 µm</w:t>
+            </w:r>
+          </w:p>
+        </w:tc>
+        <w:tc>
+          <w:tcPr>
+            <w:tcW w:type="dxa" w:w="2160"/>
+          </w:tcPr>
+          <w:p>
+            <w:r>
+              <w:rPr>
+                <w:sz w:val="18"/>
+              </w:rPr>
+            </w:r>
+            <w:r>
+              <w:rPr>
+                <w:sz w:val="18"/>
+              </w:rPr>
+              <w:t>removes pH drift, the non-congruent Ca/Mg pattern and carbonate accumulation together</w:t>
+            </w:r>
+          </w:p>
+        </w:tc>
+      </w:tr>
+      <w:tr>
+        <w:tc>
+          <w:tcPr>
+            <w:tcW w:type="dxa" w:w="2160"/>
+          </w:tcPr>
+          <w:p>
+            <w:r>
+              <w:rPr>
+                <w:sz w:val="18"/>
+              </w:rPr>
+            </w:r>
+            <w:r>
+              <w:rPr>
+                <w:sz w:val="18"/>
+              </w:rPr>
+              <w:t>Contact time</w:t>
+            </w:r>
+          </w:p>
+        </w:tc>
+        <w:tc>
+          <w:tcPr>
+            <w:tcW w:type="dxa" w:w="2160"/>
+          </w:tcPr>
+          <w:p>
+            <w:r>
+              <w:rPr>
+                <w:sz w:val="18"/>
+              </w:rPr>
+            </w:r>
+            <w:r>
+              <w:rPr>
+                <w:sz w:val="18"/>
+              </w:rPr>
+              <w:t>6 d, drifting</w:t>
+            </w:r>
+          </w:p>
+        </w:tc>
+        <w:tc>
+          <w:tcPr>
+            <w:tcW w:type="dxa" w:w="2160"/>
+          </w:tcPr>
+          <w:p>
+            <w:r>
+              <w:rPr>
+                <w:sz w:val="18"/>
+              </w:rPr>
+            </w:r>
+            <w:r>
+              <w:rPr>
+                <w:sz w:val="18"/>
+              </w:rPr>
+              <w:t>24 h, plus a kinetic series</w:t>
+            </w:r>
+          </w:p>
+        </w:tc>
+        <w:tc>
+          <w:tcPr>
+            <w:tcW w:type="dxa" w:w="2160"/>
+          </w:tcPr>
+          <w:p>
+            <w:r>
+              <w:rPr>
+                <w:sz w:val="18"/>
+              </w:rPr>
+            </w:r>
+            <w:r>
+              <w:rPr>
+                <w:sz w:val="18"/>
+              </w:rPr>
+              <w:t>Belova et al. (2014) capped contact at 24 h to remain in the adsorption regime</w:t>
+            </w:r>
+          </w:p>
+        </w:tc>
+      </w:tr>
+      <w:tr>
+        <w:tc>
+          <w:tcPr>
+            <w:tcW w:type="dxa" w:w="2160"/>
+          </w:tcPr>
+          <w:p>
+            <w:r>
+              <w:rPr>
+                <w:sz w:val="18"/>
+              </w:rPr>
+            </w:r>
+            <w:r>
+              <w:rPr>
+                <w:sz w:val="18"/>
+              </w:rPr>
+              <w:t>Desorption step</w:t>
+            </w:r>
+          </w:p>
+        </w:tc>
+        <w:tc>
+          <w:tcPr>
+            <w:tcW w:type="dxa" w:w="2160"/>
+          </w:tcPr>
+          <w:p>
+            <w:r>
+              <w:rPr>
+                <w:sz w:val="18"/>
+              </w:rPr>
+            </w:r>
+            <w:r>
+              <w:rPr>
+                <w:sz w:val="18"/>
+              </w:rPr>
+              <w:t>none</w:t>
+            </w:r>
+          </w:p>
+        </w:tc>
+        <w:tc>
+          <w:tcPr>
+            <w:tcW w:type="dxa" w:w="2160"/>
+          </w:tcPr>
+          <w:p>
+            <w:r>
+              <w:rPr>
+                <w:sz w:val="18"/>
+              </w:rPr>
+            </w:r>
+            <w:r>
+              <w:rPr>
+                <w:sz w:val="18"/>
+              </w:rPr>
+              <w:t>resuspend in fresh metal-free brine at the same pH</w:t>
+            </w:r>
+          </w:p>
+        </w:tc>
+        <w:tc>
+          <w:tcPr>
+            <w:tcW w:type="dxa" w:w="2160"/>
+          </w:tcPr>
+          <w:p>
+            <w:r>
+              <w:rPr>
+                <w:sz w:val="18"/>
+              </w:rPr>
+            </w:r>
+            <w:r>
+              <w:rPr>
+                <w:sz w:val="18"/>
+              </w:rPr>
+              <w:t>reversibility distinguishes surface complexation from incorporation</w:t>
+            </w:r>
+          </w:p>
+        </w:tc>
+      </w:tr>
+    </w:tbl>
+    <w:p/>
+    <w:p>
+      <w:r>
+        <w:t>At 300 m² L⁻¹ with cobalt at 20 mg L⁻¹ and lithium at 14 mg L⁻¹, both constants reach ±0.02 to ±0.04.</w:t>
+      </w:r>
+    </w:p>
+    <w:p>
+      <w:pPr>
         <w:pStyle w:val="Heading1"/>
       </w:pPr>
       <w:r>
@@ -10302,7 +11284,7 @@
     </w:p>
     <w:p>
       <w:r>
-        <w:t>For cobalt the analogy of Eq. 15 predicts a constant about one log unit stronger than that of calcium, consistent with the higher stability of CoCO₃⁰ over CaCO₃⁰. The observed uptake on the coarse dolomite is weaker than this prediction by a factor of 3.5 to 7.4. Because the constant is bounded from below rather than measured, the analogy value is not excluded by the data; the gap is diagnostic rather than a nuisance: it says that at least one link in the chain from constant to coverage is off by more than half an order of magnitude. The candidates are the borrowed constant itself (the usable points sit 1.4 log units below it, close to the calcium and magnesium values of −1.8 and −2.0), a reactive area of 13 to 29 % of the BET area (Belova et al., 2014, found that assuming 70 % of the BET area raised the fitted constant, the same move in the same direction), and incomplete equilibration on the coarse solid. Two explanations that would normally be offered are ruled out by the data themselves. Calcium and magnesium competition does not resolve it, because the two competitor constants are nearly equal and the swap test of §3.6 moves the constant by less than 0.01. Nor does precipitation, because the model predicts more sorption than the removal actually measured, so there is no excess removal to attribute to a second mechanism. The reactive-area explanation is quantitatively demanding: 13 to 29 % of BET is a three- to eight-fold reduction, where the case Belova et al. (2014) explored was a 1.4-fold reduction. Same direction, very different magnitude, and that gap is itself informative. Of the three, the time trend already favours incomplete equilibration: across the six days the prediction is flat while the measurement climbs, closing the ratio from 7.4 to 3.5, where a wrong constant or a reduced area would have held it flat (§3.5, Figure 7c). An isotherm at fixed pH separates (a) from (b); a month-long batch held below saturation tests (c) directly and is the cheaper experiment.</w:t>
+        <w:t>For cobalt the analogy of Eq. 15 predicts a constant about one log unit stronger than that of calcium, consistent with the higher stability of CoCO₃⁰ over CaCO₃⁰. The observed uptake on the coarse dolomite is weaker than this prediction by a factor of 3.5 to 7.4. Because the constant is bounded from below rather than measured, the analogy value is not excluded by the data; the gap is diagnostic rather than a nuisance: it says that at least one link in the chain from constant to coverage is off by more than half an order of magnitude. The candidates are the borrowed constant itself (the usable points sit 1.4 log units below it, close to the calcium and magnesium values of −1.8 and −2.0), a reactive area of 13 to 29 % of the BET area (Belova et al., 2014, found that assuming 70 % of the BET area raised the fitted constant, the same move in the same direction), and incomplete equilibration on the coarse solid. Two explanations that would normally be offered are ruled out by the data themselves. Calcium and magnesium competition does not resolve it, because the two competitor constants are nearly equal and the swap test of §3.6 moves the constant by less than 0.01. Nor does precipitation, because the model predicts more sorption than the removal actually measured, so there is no excess removal to attribute to a second mechanism. The reactive-area explanation is quantitatively demanding: 13 to 29 % of BET is a three- to eight-fold reduction, where the case Belova et al. (2014) explored was a 1.4-fold reduction. Same direction, very different magnitude, and that gap is itself informative. Of the three, the time trend already favours incomplete equilibration: across the six days the prediction is flat while the measurement climbs, closing the ratio from 7.4 to 3.5, where a wrong constant or a reduced area would have held it flat (§3.5, Figure 2b). An isotherm at fixed pH separates (a) from (b); a month-long batch held below saturation tests (c) directly and is the cheaper experiment.</w:t>
       </w:r>
     </w:p>
     <w:p>
@@ -10447,7 +11429,7 @@
       <w:r>
         <w:drawing>
           <wp:inline xmlns:a="http://schemas.openxmlformats.org/drawingml/2006/main" xmlns:pic="http://schemas.openxmlformats.org/drawingml/2006/picture">
-            <wp:extent cx="5669280" cy="2324694"/>
+            <wp:extent cx="5669280" cy="2372223"/>
             <wp:docPr id="1" name="Picture 1"/>
             <wp:cNvGraphicFramePr>
               <a:graphicFrameLocks noChangeAspect="1"/>
@@ -10468,7 +11450,7 @@
                   <pic:spPr>
                     <a:xfrm>
                       <a:off x="0" y="0"/>
-                      <a:ext cx="5669280" cy="2324694"/>
+                      <a:ext cx="5669280" cy="2372223"/>
                     </a:xfrm>
                     <a:prstGeom prst="rect"/>
                   </pic:spPr>
@@ -10487,7 +11469,7 @@
         <w:t>Figure 1.</w:t>
       </w:r>
       <w:r>
-        <w:t xml:space="preserve"> Kinetics of Li⁺ and Co²⁺ uptake by dolomite (60 g L⁻¹, 40 g L⁻¹ NaCl, 25 °C). (a) Removal as a percentage of the initial concentration; (b) surface coverage Γ from Eq. 12, with the carbonate-site density of 14 µmol m⁻² shown. Filled symbols, batches with initial pH 6; open symbols, initial pH 2. Cobalt removal in the pH 6 batch is still rising at day 6; lithium reaches 64 to 72 % of the site density by day 2.</w:t>
+        <w:t xml:space="preserve"> Kinetics of Li⁺ and Co²⁺ uptake by dolomite (60 g L⁻¹, 40 g L⁻¹ NaCl, 25 °C). (a) Removal as a percentage of the initial metal against time; (b) the same data as surface coverage Γ, with the crystallographic carbonate-site density of 14 µmol m⁻² marked. Filled symbols are the nominal pH 6 batches, open symbols the nominal pH 2 batches. Cobalt uptake in the pH 6 batch is still rising at the last sampling, which is the basis for treating those points as pre-equilibrium.</w:t>
       </w:r>
     </w:p>
     <w:p>
@@ -10497,7 +11479,7 @@
       <w:r>
         <w:drawing>
           <wp:inline xmlns:a="http://schemas.openxmlformats.org/drawingml/2006/main" xmlns:pic="http://schemas.openxmlformats.org/drawingml/2006/picture">
-            <wp:extent cx="5669280" cy="2386631"/>
+            <wp:extent cx="5669280" cy="2503898"/>
             <wp:docPr id="2" name="Picture 2"/>
             <wp:cNvGraphicFramePr>
               <a:graphicFrameLocks noChangeAspect="1"/>
@@ -10506,7 +11488,7 @@
               <a:graphicData uri="http://schemas.openxmlformats.org/drawingml/2006/picture">
                 <pic:pic>
                   <pic:nvPicPr>
-                    <pic:cNvPr id="0" name="Fig2_adsorption_edges.png"/>
+                    <pic:cNvPr id="0" name="Fig2_measured_vs_predicted.png"/>
                     <pic:cNvPicPr/>
                   </pic:nvPicPr>
                   <pic:blipFill>
@@ -10518,7 +11500,7 @@
                   <pic:spPr>
                     <a:xfrm>
                       <a:off x="0" y="0"/>
-                      <a:ext cx="5669280" cy="2386631"/>
+                      <a:ext cx="5669280" cy="2503898"/>
                     </a:xfrm>
                     <a:prstGeom prst="rect"/>
                   </pic:spPr>
@@ -10537,7 +11519,25 @@
         <w:t>Figure 2.</w:t>
       </w:r>
       <w:r>
-        <w:t xml:space="preserve"> Adsorption edges. (a) Cobalt and (b) lithium removal against pH. Filled symbols are the day-6 points, open symbols the day-2 and day-4 samples plotted at their measured pH. Model curves are the forward prediction with the apparent constant of Table 6 and each batch's day-6 Ca and Mg (solid, pH 6 batch chemistry; dashed, pH 2 batch chemistry). The dotted line in (b) is the site ceiling: the removal if every carbonate site held lithium.</w:t>
+        <w:t xml:space="preserve"> Measured against predicted removal. (a) Every sampled point predicted at </w:t>
+      </w:r>
+      <w:r>
+        <w:rPr>
+          <w:b/>
+        </w:rPr>
+        <w:t>its own</w:t>
+      </w:r>
+      <w:r>
+        <w:t xml:space="preserve"> pH, calcium, magnesium and initial concentration, plotted against the 1:1 line, with the band marking agreement within a factor of two and horizontal bars giving the ±3 % analytical uncertainty on the measurement. Filled symbols are indicative points, open symbols are excluded. (b) The same measured and predicted values against time; the prediction is an equilibrium calculation and is therefore nearly flat, while the measured cobalt pH 6 removal climbs past it. This presentation is used </w:t>
+      </w:r>
+      <w:r>
+        <w:rPr>
+          <w:b/>
+        </w:rPr>
+        <w:t>instead of an adsorption edge</w:t>
+      </w:r>
+      <w:r>
+        <w:t xml:space="preserve"> because the present data are not one: pH, contact time and the calcium and magnesium competitor load all change together between samplings, so no single curve on a pH axis is valid (§2.9). The horizontal bars are the result of the study in visual form — at ten of the twelve points the uptake is smaller than the uncertainty in measuring it.</w:t>
       </w:r>
     </w:p>
     <w:p>
@@ -10547,7 +11547,7 @@
       <w:r>
         <w:drawing>
           <wp:inline xmlns:a="http://schemas.openxmlformats.org/drawingml/2006/main" xmlns:pic="http://schemas.openxmlformats.org/drawingml/2006/picture">
-            <wp:extent cx="5669280" cy="2386631"/>
+            <wp:extent cx="5669280" cy="2372223"/>
             <wp:docPr id="3" name="Picture 3"/>
             <wp:cNvGraphicFramePr>
               <a:graphicFrameLocks noChangeAspect="1"/>
@@ -10556,7 +11556,7 @@
               <a:graphicData uri="http://schemas.openxmlformats.org/drawingml/2006/picture">
                 <pic:pic>
                   <pic:nvPicPr>
-                    <pic:cNvPr id="0" name="Fig3_4_isotherms.png"/>
+                    <pic:cNvPr id="0" name="Fig3_logK_diagnostic.png"/>
                     <pic:cNvPicPr/>
                   </pic:nvPicPr>
                   <pic:blipFill>
@@ -10568,7 +11568,7 @@
                   <pic:spPr>
                     <a:xfrm>
                       <a:off x="0" y="0"/>
-                      <a:ext cx="5669280" cy="2386631"/>
+                      <a:ext cx="5669280" cy="2372223"/>
                     </a:xfrm>
                     <a:prstGeom prst="rect"/>
                   </pic:spPr>
@@ -10584,10 +11584,10 @@
         <w:rPr>
           <w:b/>
         </w:rPr>
-        <w:t>Figures 3 and 4.</w:t>
+        <w:t>Figure 3.</w:t>
       </w:r>
       <w:r>
-        <w:t xml:space="preserve"> Isotherms, log Γ against log C_eq, for (a) cobalt and (b) lithium. Lines are the forward model at the day-6 pH of each batch with the initial concentration varied; symbols are the single measured point of each batch. The unit-slope region is low-coverage adsorption; the flattening toward the dotted line is site saturation. Lithium sits on the saturation shoulder.</w:t>
+        <w:t xml:space="preserve"> Point-by-point log K on the carbonate site against (a) measured pH and (b) surface coverage, with the propagated interval from ±3 % analytical precision on each point. A transferable constant should be flat in both panels. Crosses are points excluded for sphaerocobaltite supersaturation or for uptake below its own error; symbols with bars are indicative points. The intervals span several log units at every point, which is the same result Figure 2a shows in a different projection.</w:t>
       </w:r>
     </w:p>
     <w:p>
@@ -10597,7 +11597,7 @@
       <w:r>
         <w:drawing>
           <wp:inline xmlns:a="http://schemas.openxmlformats.org/drawingml/2006/main" xmlns:pic="http://schemas.openxmlformats.org/drawingml/2006/picture">
-            <wp:extent cx="5669280" cy="3527684"/>
+            <wp:extent cx="5669280" cy="3814554"/>
             <wp:docPr id="4" name="Picture 4"/>
             <wp:cNvGraphicFramePr>
               <a:graphicFrameLocks noChangeAspect="1"/>
@@ -10606,7 +11606,7 @@
               <a:graphicData uri="http://schemas.openxmlformats.org/drawingml/2006/picture">
                 <pic:pic>
                   <pic:nvPicPr>
-                    <pic:cNvPr id="0" name="Fig5_Kd_vs_pH.png"/>
+                    <pic:cNvPr id="0" name="Fig4_precision_vs_removal.png"/>
                     <pic:cNvPicPr/>
                   </pic:nvPicPr>
                   <pic:blipFill>
@@ -10618,7 +11618,7 @@
                   <pic:spPr>
                     <a:xfrm>
                       <a:off x="0" y="0"/>
-                      <a:ext cx="5669280" cy="3527684"/>
+                      <a:ext cx="5669280" cy="3814554"/>
                     </a:xfrm>
                     <a:prstGeom prst="rect"/>
                   </pic:spPr>
@@ -10634,160 +11634,10 @@
         <w:rPr>
           <w:b/>
         </w:rPr>
-        <w:t>Figure 5.</w:t>
+        <w:t>Figure 4.</w:t>
       </w:r>
       <w:r>
-        <w:t xml:space="preserve"> Distribution coefficient, log K_d against pH, with the model curves at the pH 6 batch chemistry. The cobalt pH 2 batch points are within analytical noise and are marked as excluded.</w:t>
-      </w:r>
-    </w:p>
-    <w:p>
-      <w:pPr>
-        <w:jc w:val="center"/>
-      </w:pPr>
-      <w:r>
-        <w:drawing>
-          <wp:inline xmlns:a="http://schemas.openxmlformats.org/drawingml/2006/main" xmlns:pic="http://schemas.openxmlformats.org/drawingml/2006/picture">
-            <wp:extent cx="5669280" cy="2440309"/>
-            <wp:docPr id="5" name="Picture 5"/>
-            <wp:cNvGraphicFramePr>
-              <a:graphicFrameLocks noChangeAspect="1"/>
-            </wp:cNvGraphicFramePr>
-            <a:graphic>
-              <a:graphicData uri="http://schemas.openxmlformats.org/drawingml/2006/picture">
-                <pic:pic>
-                  <pic:nvPicPr>
-                    <pic:cNvPr id="0" name="Fig6_logK_diagnostic.png"/>
-                    <pic:cNvPicPr/>
-                  </pic:nvPicPr>
-                  <pic:blipFill>
-                    <a:blip r:embed="rId13"/>
-                    <a:stretch>
-                      <a:fillRect/>
-                    </a:stretch>
-                  </pic:blipFill>
-                  <pic:spPr>
-                    <a:xfrm>
-                      <a:off x="0" y="0"/>
-                      <a:ext cx="5669280" cy="2440309"/>
-                    </a:xfrm>
-                    <a:prstGeom prst="rect"/>
-                  </pic:spPr>
-                </pic:pic>
-              </a:graphicData>
-            </a:graphic>
-          </wp:inline>
-        </w:drawing>
-      </w:r>
-    </w:p>
-    <w:p>
-      <w:r>
-        <w:rPr>
-          <w:b/>
-        </w:rPr>
-        <w:t>Figure 6.</w:t>
-      </w:r>
-      <w:r>
-        <w:t xml:space="preserve"> The flat-line diagnostic: point-by-point log K on the carbonate site against (a) measured pH and (b) surface coverage. Filled symbols are the usable points with the interval obtained by recomputing log K at Γ ∓ σ_Γ (±3 % ICP precision); crosses are the points excluded for being within noise or above sphaerocobaltite saturation. Dashed lines are the weighted fits of Table 6; the dotted line is Pokrovsky et al.'s &gt;CO₃Ca⁺ constant. Lithium is flat in pH (slope +0.02 per pH unit) but its interval is wide because the surface is near saturation. Cobalt's two usable points lie 0.08 pH units apart, so no slope is computed for it.</w:t>
-      </w:r>
-    </w:p>
-    <w:p>
-      <w:pPr>
-        <w:jc w:val="center"/>
-      </w:pPr>
-      <w:r>
-        <w:drawing>
-          <wp:inline xmlns:a="http://schemas.openxmlformats.org/drawingml/2006/main" xmlns:pic="http://schemas.openxmlformats.org/drawingml/2006/picture">
-            <wp:extent cx="5669280" cy="1593512"/>
-            <wp:docPr id="6" name="Picture 6"/>
-            <wp:cNvGraphicFramePr>
-              <a:graphicFrameLocks noChangeAspect="1"/>
-            </wp:cNvGraphicFramePr>
-            <a:graphic>
-              <a:graphicData uri="http://schemas.openxmlformats.org/drawingml/2006/picture">
-                <pic:pic>
-                  <pic:nvPicPr>
-                    <pic:cNvPr id="0" name="Fig8_Co_sorption_vs_removal_SI.png"/>
-                    <pic:cNvPicPr/>
-                  </pic:nvPicPr>
-                  <pic:blipFill>
-                    <a:blip r:embed="rId14"/>
-                    <a:stretch>
-                      <a:fillRect/>
-                    </a:stretch>
-                  </pic:blipFill>
-                  <pic:spPr>
-                    <a:xfrm>
-                      <a:off x="0" y="0"/>
-                      <a:ext cx="5669280" cy="1593512"/>
-                    </a:xfrm>
-                    <a:prstGeom prst="rect"/>
-                  </pic:spPr>
-                </pic:pic>
-              </a:graphicData>
-            </a:graphic>
-          </wp:inline>
-        </w:drawing>
-      </w:r>
-    </w:p>
-    <w:p>
-      <w:r>
-        <w:rPr>
-          <w:b/>
-        </w:rPr>
-        <w:t>Figure 7.</w:t>
-      </w:r>
-      <w:r>
-        <w:t xml:space="preserve"> Cobalt: (a) measured removal (solid) against the sorption predicted with the analogy constant log K = −0.79 (open symbols, dashed), for the two batches; (b) saturation index of sphaerocobaltite at the same points, with the supersaturated region shaded; (c) the ratio of predicted sorption to measured removal in the pH 6 batch, on a log scale, with the two extrapolations to unity. The prediction lies above the measurement at every point (Table 7), but the ratio closes monotonically as the measurement climbs toward a prediction that is essentially flat, which is the signature of incomplete equilibration rather than of a wrong constant or a reduced reactive area. The pH rise over the same interval does not account for it: the model prediction, which contains the pH dependence, moves 10 % against the measured 135 %.</w:t>
-      </w:r>
-    </w:p>
-    <w:p>
-      <w:pPr>
-        <w:jc w:val="center"/>
-      </w:pPr>
-      <w:r>
-        <w:drawing>
-          <wp:inline xmlns:a="http://schemas.openxmlformats.org/drawingml/2006/main" xmlns:pic="http://schemas.openxmlformats.org/drawingml/2006/picture">
-            <wp:extent cx="5669280" cy="3318739"/>
-            <wp:docPr id="7" name="Picture 7"/>
-            <wp:cNvGraphicFramePr>
-              <a:graphicFrameLocks noChangeAspect="1"/>
-            </wp:cNvGraphicFramePr>
-            <a:graphic>
-              <a:graphicData uri="http://schemas.openxmlformats.org/drawingml/2006/picture">
-                <pic:pic>
-                  <pic:nvPicPr>
-                    <pic:cNvPr id="0" name="FigS1_surface_speciation.png"/>
-                    <pic:cNvPicPr/>
-                  </pic:nvPicPr>
-                  <pic:blipFill>
-                    <a:blip r:embed="rId15"/>
-                    <a:stretch>
-                      <a:fillRect/>
-                    </a:stretch>
-                  </pic:blipFill>
-                  <pic:spPr>
-                    <a:xfrm>
-                      <a:off x="0" y="0"/>
-                      <a:ext cx="5669280" cy="3318739"/>
-                    </a:xfrm>
-                    <a:prstGeom prst="rect"/>
-                  </pic:spPr>
-                </pic:pic>
-              </a:graphicData>
-            </a:graphic>
-          </wp:inline>
-        </w:drawing>
-      </w:r>
-    </w:p>
-    <w:p>
-      <w:r>
-        <w:rPr>
-          <w:b/>
-        </w:rPr>
-        <w:t>Figure S1.</w:t>
-      </w:r>
-      <w:r>
-        <w:t xml:space="preserve"> Fractional occupancy of the carbonate site against pH at the cobalt pH 6 batch chemistry, showing the &gt;CO₃H⁰ to &gt;CO₃⁻ transition, the &gt;CO₃Mg⁺ competition and the &gt;CO₃Co⁺ complex.</w:t>
+        <w:t xml:space="preserve"> Relative error on the surface coverage Γ against removal, for all twelve sampled points, with the exact ±3 % analytical propagation drawn as a line and the 30 % fit-grade bar as a dotted horizontal. Every measured point lies on the propagation curve and above the bar. Because Γ is the difference of two concentrations each measured to ±3 %, this relationship is fixed by the analysis chemistry alone: it contains no model, no fitted constant and no adjustable quantity, and no change to the modelling can move a point off the curve. Only an experiment that raises fractional uptake can move points downward, which is what Table 8 specifies.</w:t>
       </w:r>
     </w:p>
     <w:p>
